--- a/public/docs/fase1/arquitectura_4mas1_ajuptel.docx
+++ b/public/docs/fase1/arquitectura_4mas1_ajuptel.docx
@@ -362,9 +362,19 @@
           <w:sz w:val="24"/>
           <w:szCs w:val="24"/>
         </w:rPr>
-        <w:t>ARQUITECTURA INICIAL DEL SISTEMA DE INFORMACIÓN WEB RESPONSIVE PARA LA GESTIÓN DE DATOS DE AJUPTEL, REGIÓN CARABOBO.</w:t>
+        <w:t xml:space="preserve">ARQUITECTURA INICIAL </w:t>
       </w:r>
       <w:bookmarkEnd w:id="0"/>
+      <w:r>
+        <w:rPr>
+          <w:rFonts w:ascii="Arial" w:hAnsi="Arial" w:cs="Arial"/>
+          <w:b/>
+          <w:bCs/>
+          <w:sz w:val="24"/>
+          <w:szCs w:val="24"/>
+        </w:rPr>
+        <w:t>DEL SISTEMA DE INFORMACIÓN WEB RESPONSIVO CON INTEGRACIÓN DE PORTAL INFORMATIVO Y CHATBOT INTERACTIVO CON                         INTELIGENCIA ARTIFICIAL ORIENTADO A LA OPTIMIZACIÓN DE LA GESTIÓN DE       DATOS DE LA ASOCIACIÓN CIVIL (AJUPTEL), REGIÓN CARABOBO.</w:t>
+      </w:r>
     </w:p>
     <w:p>
       <w:pPr>
@@ -372,8 +382,6 @@
         <w:jc w:val="center"/>
         <w:rPr>
           <w:rFonts w:ascii="Arial" w:hAnsi="Arial" w:cs="Arial"/>
-          <w:sz w:val="24"/>
-          <w:szCs w:val="24"/>
         </w:rPr>
       </w:pPr>
     </w:p>
@@ -381,17 +389,6 @@
       <w:pPr>
         <w:spacing w:after="0" w:line="240" w:lineRule="auto"/>
         <w:jc w:val="center"/>
-        <w:rPr>
-          <w:rFonts w:ascii="Arial" w:hAnsi="Arial" w:cs="Arial"/>
-          <w:sz w:val="24"/>
-          <w:szCs w:val="24"/>
-        </w:rPr>
-      </w:pPr>
-    </w:p>
-    <w:p>
-      <w:pPr>
-        <w:spacing w:after="0" w:line="240" w:lineRule="auto"/>
-        <w:jc w:val="both"/>
         <w:rPr>
           <w:rFonts w:ascii="Arial" w:hAnsi="Arial" w:cs="Arial"/>
           <w:sz w:val="24"/>
@@ -803,7 +800,6 @@
           <w:sz w:val="24"/>
           <w:szCs w:val="24"/>
         </w:rPr>
-        <w:lastRenderedPageBreak/>
         <w:t>INTRODUCCIÓN.</w:t>
       </w:r>
     </w:p>
@@ -842,7 +838,41 @@
           <w:sz w:val="24"/>
           <w:szCs w:val="24"/>
         </w:rPr>
-        <w:t xml:space="preserve"> Este documento que se presenta a continuación, describe de forma precisa los componentes y diseño que componen al proyecto de Software: Sistema de Información Web Responsive para la Gestión de Datos de AJUPTEL, Región Carabobo, y cómo interactúan los distintos componentes de un sistema: el hardware, el software y los datos dentro del sistema propuesto. </w:t>
+        <w:t xml:space="preserve"> Este documento que se presenta a continuación, describe de forma precisa los componentes y diseño que componen al proyecto de Software: </w:t>
+      </w:r>
+      <w:r>
+        <w:rPr>
+          <w:rFonts w:ascii="Arial" w:hAnsi="Arial" w:cs="Arial"/>
+          <w:sz w:val="24"/>
+          <w:szCs w:val="24"/>
+        </w:rPr>
+        <w:t xml:space="preserve">Sistema de Información Web Responsivo con Integración de Portal Informativo y </w:t>
+      </w:r>
+      <w:proofErr w:type="spellStart"/>
+      <w:r>
+        <w:rPr>
+          <w:rFonts w:ascii="Arial" w:hAnsi="Arial" w:cs="Arial"/>
+          <w:sz w:val="24"/>
+          <w:szCs w:val="24"/>
+        </w:rPr>
+        <w:t>Chatbot</w:t>
+      </w:r>
+      <w:proofErr w:type="spellEnd"/>
+      <w:r>
+        <w:rPr>
+          <w:rFonts w:ascii="Arial" w:hAnsi="Arial" w:cs="Arial"/>
+          <w:sz w:val="24"/>
+          <w:szCs w:val="24"/>
+        </w:rPr>
+        <w:t xml:space="preserve"> Interactivo con Inteligencia Artificial orientado a la optimización de la gestión de datos de la Asociación Civil (AJUPTEL), Región Carabobo</w:t>
+      </w:r>
+      <w:r>
+        <w:rPr>
+          <w:rFonts w:ascii="Arial" w:hAnsi="Arial" w:cs="Arial"/>
+          <w:sz w:val="24"/>
+          <w:szCs w:val="24"/>
+        </w:rPr>
+        <w:t xml:space="preserve">, y cómo interactúan los distintos componentes de un sistema: el hardware, el software y los datos dentro del sistema propuesto. </w:t>
       </w:r>
     </w:p>
     <w:p>
@@ -1145,7 +1175,6 @@
           <w:sz w:val="24"/>
           <w:szCs w:val="24"/>
         </w:rPr>
-        <w:lastRenderedPageBreak/>
         <w:t>ARQUITECTURA INICIAL DEL SISTEMA</w:t>
       </w:r>
     </w:p>
@@ -1258,16 +1287,32 @@
                 <w:lang w:val="es-ES"/>
               </w:rPr>
             </w:pPr>
-            <w:bookmarkStart w:id="2" w:name="_Hlk228917472"/>
             <w:r>
               <w:rPr>
                 <w:rFonts w:ascii="Arial" w:eastAsia="Calibri" w:hAnsi="Arial" w:cs="Arial"/>
                 <w:sz w:val="24"/>
                 <w:szCs w:val="24"/>
               </w:rPr>
-              <w:t>Sistema de Información Web Responsive para la Gestión de Datos de AJUPTEL, Región Carabobo.</w:t>
-            </w:r>
-            <w:bookmarkEnd w:id="2"/>
+              <w:t xml:space="preserve">Sistema de Información Web Responsivo con Integración de Portal Informativo y </w:t>
+            </w:r>
+            <w:proofErr w:type="spellStart"/>
+            <w:r>
+              <w:rPr>
+                <w:rFonts w:ascii="Arial" w:eastAsia="Calibri" w:hAnsi="Arial" w:cs="Arial"/>
+                <w:sz w:val="24"/>
+                <w:szCs w:val="24"/>
+              </w:rPr>
+              <w:t>Chatbot</w:t>
+            </w:r>
+            <w:proofErr w:type="spellEnd"/>
+            <w:r>
+              <w:rPr>
+                <w:rFonts w:ascii="Arial" w:eastAsia="Calibri" w:hAnsi="Arial" w:cs="Arial"/>
+                <w:sz w:val="24"/>
+                <w:szCs w:val="24"/>
+              </w:rPr>
+              <w:t xml:space="preserve"> Interactivo con Inteligencia Artificial orientado a la optimización de la gestión de datos de la Asociación Civil (AJUPTEL), Región Carabobo.</w:t>
+            </w:r>
           </w:p>
         </w:tc>
       </w:tr>
@@ -1674,7 +1719,45 @@
           <w:szCs w:val="24"/>
           <w:lang w:val="es-ES" w:eastAsia="en-US"/>
         </w:rPr>
-        <w:t>El presente documento establece la arquitectura inicial del Sistema de Información Web para la Gestión de Datos de AJUPTEL, Región Carabobo, definiendo la estructura técnica, componentes, interacciones y estándares que guiarán el desarrollo del proyecto bajo un enfoque de arquitectura monolítica modular.</w:t>
+        <w:t xml:space="preserve">El presente documento establece la arquitectura inicial del </w:t>
+      </w:r>
+      <w:r>
+        <w:rPr>
+          <w:rFonts w:ascii="Arial" w:eastAsia="Arial" w:hAnsi="Arial" w:cs="Arial"/>
+          <w:sz w:val="24"/>
+          <w:szCs w:val="24"/>
+          <w:lang w:val="es-ES" w:eastAsia="en-US"/>
+        </w:rPr>
+        <w:t xml:space="preserve">Sistema de Información Web Responsivo con Integración de Portal Informativo y </w:t>
+      </w:r>
+      <w:proofErr w:type="spellStart"/>
+      <w:r>
+        <w:rPr>
+          <w:rFonts w:ascii="Arial" w:eastAsia="Arial" w:hAnsi="Arial" w:cs="Arial"/>
+          <w:sz w:val="24"/>
+          <w:szCs w:val="24"/>
+          <w:lang w:val="es-ES" w:eastAsia="en-US"/>
+        </w:rPr>
+        <w:t>Chatbot</w:t>
+      </w:r>
+      <w:proofErr w:type="spellEnd"/>
+      <w:r>
+        <w:rPr>
+          <w:rFonts w:ascii="Arial" w:eastAsia="Arial" w:hAnsi="Arial" w:cs="Arial"/>
+          <w:sz w:val="24"/>
+          <w:szCs w:val="24"/>
+          <w:lang w:val="es-ES" w:eastAsia="en-US"/>
+        </w:rPr>
+        <w:t xml:space="preserve"> Interactivo con Inteligencia Artificial orientado a la optimización de la gestión de datos de la Asociación Civil (AJUPTEL), Región Carabobo</w:t>
+      </w:r>
+      <w:r>
+        <w:rPr>
+          <w:rFonts w:ascii="Arial" w:eastAsia="Arial" w:hAnsi="Arial" w:cs="Arial"/>
+          <w:sz w:val="24"/>
+          <w:szCs w:val="24"/>
+          <w:lang w:val="es-ES" w:eastAsia="en-US"/>
+        </w:rPr>
+        <w:t>, definiendo la estructura técnica, componentes, interacciones y estándares que guiarán el desarrollo del proyecto bajo un enfoque de arquitectura monolítica modular.</w:t>
       </w:r>
     </w:p>
     <w:p>
@@ -1948,6 +2031,7 @@
           <w:szCs w:val="24"/>
           <w:lang w:val="es-ES" w:eastAsia="en-US"/>
         </w:rPr>
+        <w:lastRenderedPageBreak/>
         <w:t>Escalabilidad controlada:</w:t>
       </w:r>
       <w:r>
